--- a/resources/forms/Martens5E_HKPropel_Form 20.4.docx
+++ b/resources/forms/Martens5E_HKPropel_Form 20.4.docx
@@ -7,13 +7,8 @@
         <w:pStyle w:val="Heading1"/>
         <w:spacing w:before="0" w:line="24" w:lineRule="atLeast"/>
       </w:pPr>
-      <w:proofErr w:type="gramStart"/>
       <w:r>
-        <w:t>Form</w:t>
-      </w:r>
-      <w:proofErr w:type="gramEnd"/>
-      <w:r>
-        <w:t xml:space="preserve"> 20.4</w:t>
+        <w:t>Form 20.4</w:t>
       </w:r>
     </w:p>
     <w:p>
@@ -32,28 +27,12 @@
     </w:p>
     <w:p>
       <w:r>
-        <w:t xml:space="preserve">Equipment </w:t>
-      </w:r>
-      <w:proofErr w:type="gramStart"/>
-      <w:r>
-        <w:t>inspected:_</w:t>
-      </w:r>
-      <w:proofErr w:type="gramEnd"/>
-      <w:r>
-        <w:t>___________________________________________________________</w:t>
+        <w:t>Equipment inspected:____________________________________________________________</w:t>
       </w:r>
     </w:p>
     <w:p>
       <w:r>
-        <w:t xml:space="preserve">Condition of equipment when </w:t>
-      </w:r>
-      <w:proofErr w:type="gramStart"/>
-      <w:r>
-        <w:t>issued: _</w:t>
-      </w:r>
-      <w:proofErr w:type="gramEnd"/>
-      <w:r>
-        <w:t>________ New _________ Reconditioned</w:t>
+        <w:t>Condition of equipment when issued: _________ New _________ Reconditioned</w:t>
       </w:r>
     </w:p>
     <w:p>
@@ -1134,7 +1113,7 @@
         <w:sz w:val="20"/>
         <w:szCs w:val="20"/>
       </w:rPr>
-      <w:t xml:space="preserve">. (Human Kinetics, 2027). Reprinted by permission from R. Martens, </w:t>
+      <w:t xml:space="preserve"> (Human Kinetics, 2027). Reprinted by permission from R. Martens, </w:t>
     </w:r>
     <w:r>
       <w:rPr>
